--- a/documents/cooperation-terms.docx
+++ b/documents/cooperation-terms.docx
@@ -218,7 +218,7 @@
         <w:pStyle w:val="Heading2"/>
       </w:pPr>
       <w:r>
-        <w:t>12  Бренды и материалы для совместное продвижение</w:t>
+        <w:t>12  Бренды и материалы для совместного продвижения</w:t>
       </w:r>
     </w:p>
     <w:p>
